--- a/项目代码.docx
+++ b/项目代码.docx
@@ -8013,13 +8013,46 @@
         </w:numPr>
       </w:pPr>
       <w:r>
+        <w:t xml:space="preserve">Demo </w:t>
+      </w:r>
+      <w:r>
         <w:rPr>
           <w:rFonts w:hint="eastAsia"/>
         </w:rPr>
-        <w:t xml:space="preserve">初始词条：Skill、Harmfulness、Prompt、Alignment、Emergent</w:t>
-      </w:r>
-      <w:r>
-        <w:t xml:space="preserve"> Ability</w:t>
+        <w:t xml:space="preserve">版词条：共</w:t>
+      </w:r>
+      <w:r>
+        <w:t xml:space="preserve"> 35 </w:t>
+      </w:r>
+      <w:r>
+        <w:rPr>
+          <w:rFonts w:hint="eastAsia"/>
+        </w:rPr>
+        <w:t xml:space="preserve">个，覆盖技术、使用、学术三大分类</w:t>
+      </w:r>
+    </w:p>
+    <w:p>
+      <w:pPr>
+        <w:pStyle w:val="Compact"/>
+        <w:numPr>
+          <w:ilvl w:val="0"/>
+          <w:numId w:val="1007"/>
+        </w:numPr>
+      </w:pPr>
+      <w:r>
+        <w:rPr>
+          <w:rFonts w:hint="eastAsia"/>
+        </w:rPr>
+        <w:t xml:space="preserve">首批示例：Skill、Harmfulness、Prompt、Alignment、Emergent</w:t>
+      </w:r>
+      <w:r>
+        <w:t xml:space="preserve"> Ability、LLM、Transformer、Token、RAG、Agent、AGI </w:t>
+      </w:r>
+      <w:r>
+        <w:rPr>
+          <w:rFonts w:hint="eastAsia"/>
+        </w:rPr>
+        <w:t xml:space="preserve">等</w:t>
       </w:r>
     </w:p>
     <w:bookmarkEnd w:id="25"/>

--- a/项目代码.docx
+++ b/项目代码.docx
@@ -8022,7 +8022,7 @@
         <w:t xml:space="preserve">版词条：共</w:t>
       </w:r>
       <w:r>
-        <w:t xml:space="preserve"> 35 </w:t>
+        <w:t xml:space="preserve"> 101 </w:t>
       </w:r>
       <w:r>
         <w:rPr>
@@ -8043,16 +8043,25 @@
         <w:rPr>
           <w:rFonts w:hint="eastAsia"/>
         </w:rPr>
-        <w:t xml:space="preserve">首批示例：Skill、Harmfulness、Prompt、Alignment、Emergent</w:t>
-      </w:r>
-      <w:r>
-        <w:t xml:space="preserve"> Ability、LLM、Transformer、Token、RAG、Agent、AGI </w:t>
+        <w:t xml:space="preserve">涵盖范围：高普及度术语（LLM、Transformer、Token、Prompt</w:t>
+      </w:r>
+      <w:r>
+        <w:t xml:space="preserve"> Engineering、RAG、Agent、AGI </w:t>
       </w:r>
       <w:r>
         <w:rPr>
           <w:rFonts w:hint="eastAsia"/>
         </w:rPr>
-        <w:t xml:space="preserve">等</w:t>
+        <w:t xml:space="preserve">等）以及部分进阶/不常用术语（MoE、Constitutional</w:t>
+      </w:r>
+      <w:r>
+        <w:t xml:space="preserve"> AI、Chinese Room、Cybernetics </w:t>
+      </w:r>
+      <w:r>
+        <w:rPr>
+          <w:rFonts w:hint="eastAsia"/>
+        </w:rPr>
+        <w:t xml:space="preserve">等）</w:t>
       </w:r>
     </w:p>
     <w:bookmarkEnd w:id="25"/>
